--- a/docs/Truck_Slip_System_Technical_Reference.docx
+++ b/docs/Truck_Slip_System_Technical_Reference.docx
@@ -518,20 +518,20 @@
         <w:spacing w:after="80"/>
       </w:pPr>
       <w:r>
-        <w:t xml:space="preserve">Process 3 (Void Slip) is reachable only from Process 1, before a slip has been printed, and writes the Voided status plus the reason text back to D1.</w:t>
-      </w:r>
-    </w:p>
-    <w:p>
-      <w:pPr>
-        <w:pStyle w:val="ListParagraph"/>
-        <w:numPr>
-          <w:ilvl w:val="0"/>
-          <w:numId w:val="2"/>
-        </w:numPr>
-        <w:spacing w:after="80"/>
-      </w:pPr>
-      <w:r>
-        <w:t xml:space="preserve">Process 4 (History, Search, Export) is read-only with respect to D1 - it never modifies a slip's data, only retrieves and reformats it for display or for the Excel export.</w:t>
+        <w:t xml:space="preserve">Process 3 (Void Slip) is reachable from Process 1 for a slip that has not yet been printed, and from Process 4 for one that has. In both cases it writes the Voided status, the reason text and the time of the void back to D1, and in neither case does it remove the row.</w:t>
+      </w:r>
+    </w:p>
+    <w:p>
+      <w:pPr>
+        <w:pStyle w:val="ListParagraph"/>
+        <w:numPr>
+          <w:ilvl w:val="0"/>
+          <w:numId w:val="2"/>
+        </w:numPr>
+        <w:spacing w:after="80"/>
+      </w:pPr>
+      <w:r>
+        <w:t xml:space="preserve">Process 4 (History, Search, Export) reads D1 for display and for the Excel export, and writes back in two controlled cases only: a field correction made on the Edit tab, and a void raised against a printed slip. SlipID and BillNumber are never among the columns it can write, and it never deletes a row.</w:t>
       </w:r>
     </w:p>
     <w:p>
@@ -772,7 +772,7 @@
         <w:spacing w:after="80"/>
       </w:pPr>
       <w:r>
-        <w:t xml:space="preserve">Void Slip is shown as a distinct use case from Edit Slip, since voiding requires a mandatory reason and is restricted to unprinted slips only, whereas editing is available on printed slips too (excluding the two locked fields).</w:t>
+        <w:t xml:space="preserve">Void Slip is shown as a distinct use case from Edit Slip, since voiding requires a mandatory reason and changes the slip's status, whereas editing changes only its contents (excluding the two locked fields). Both are available on printed slips as well as on drafts, and neither can delete a slip.</w:t>
       </w:r>
     </w:p>
     <w:p>
